--- a/HTML_CSS/HandsOnTests/HOT2/HOT2 - Chapters 1-4.docx
+++ b/HTML_CSS/HandsOnTests/HOT2/HOT2 - Chapters 1-4.docx
@@ -107,7 +107,21 @@
         <w:rPr>
           <w:rFonts w:ascii="Google Sans Text" w:eastAsia="Google Sans Text" w:hAnsi="Google Sans Text" w:cs="Google Sans Text"/>
         </w:rPr>
-        <w:t xml:space="preserve">Using your textbook and notes complete the following hands-on test. All CSS must be placed in an external style sheet named </w:t>
+        <w:t xml:space="preserve">Using your textbook and notes complete the following hands-on test. All CSS must be placed </w:t>
+      </w:r>
+      <w:proofErr w:type="gramStart"/>
+      <w:r>
+        <w:rPr>
+          <w:rFonts w:ascii="Google Sans Text" w:eastAsia="Google Sans Text" w:hAnsi="Google Sans Text" w:cs="Google Sans Text"/>
+        </w:rPr>
+        <w:t>in</w:t>
+      </w:r>
+      <w:proofErr w:type="gramEnd"/>
+      <w:r>
+        <w:rPr>
+          <w:rFonts w:ascii="Google Sans Text" w:eastAsia="Google Sans Text" w:hAnsi="Google Sans Text" w:cs="Google Sans Text"/>
+        </w:rPr>
+        <w:t xml:space="preserve"> an external style sheet named </w:t>
       </w:r>
       <w:proofErr w:type="spellStart"/>
       <w:r>
@@ -231,6 +245,7 @@
         <w:t>css</w:t>
       </w:r>
       <w:proofErr w:type="spellEnd"/>
+      <w:proofErr w:type="gramStart"/>
       <w:r>
         <w:rPr>
           <w:rFonts w:ascii="Google Sans Text" w:eastAsia="Google Sans Text" w:hAnsi="Google Sans Text" w:cs="Google Sans Text"/>
@@ -245,7 +260,15 @@
           <w:rFonts w:ascii="Google Sans Text" w:eastAsia="Google Sans Text" w:hAnsi="Google Sans Text" w:cs="Google Sans Text"/>
           <w:color w:val="1B1C1D"/>
         </w:rPr>
-        <w:t xml:space="preserve">  and create a </w:t>
+        <w:t xml:space="preserve">  and</w:t>
+      </w:r>
+      <w:proofErr w:type="gramEnd"/>
+      <w:r>
+        <w:rPr>
+          <w:rFonts w:ascii="Google Sans Text" w:eastAsia="Google Sans Text" w:hAnsi="Google Sans Text" w:cs="Google Sans Text"/>
+          <w:color w:val="1B1C1D"/>
+        </w:rPr>
+        <w:t xml:space="preserve"> create a </w:t>
       </w:r>
       <w:proofErr w:type="spellStart"/>
       <w:r>
@@ -606,14 +629,31 @@
           <w:b/>
           <w:color w:val="1B1C1D"/>
         </w:rPr>
-        <w:t>background color for the entire page to a light gray</w:t>
-      </w:r>
-      <w:r>
-        <w:rPr>
-          <w:rFonts w:ascii="Google Sans Text" w:eastAsia="Google Sans Text" w:hAnsi="Google Sans Text" w:cs="Google Sans Text"/>
-          <w:color w:val="1B1C1D"/>
-        </w:rPr>
-        <w:t xml:space="preserve"> (#F4F4F4) using a </w:t>
+        <w:t xml:space="preserve">background color for the entire page to a light </w:t>
+      </w:r>
+      <w:proofErr w:type="gramStart"/>
+      <w:r>
+        <w:rPr>
+          <w:rFonts w:ascii="Google Sans Text" w:eastAsia="Google Sans Text" w:hAnsi="Google Sans Text" w:cs="Google Sans Text"/>
+          <w:b/>
+          <w:color w:val="1B1C1D"/>
+        </w:rPr>
+        <w:t>gray</w:t>
+      </w:r>
+      <w:r>
+        <w:rPr>
+          <w:rFonts w:ascii="Google Sans Text" w:eastAsia="Google Sans Text" w:hAnsi="Google Sans Text" w:cs="Google Sans Text"/>
+          <w:color w:val="1B1C1D"/>
+        </w:rPr>
+        <w:t xml:space="preserve"> (#</w:t>
+      </w:r>
+      <w:proofErr w:type="gramEnd"/>
+      <w:r>
+        <w:rPr>
+          <w:rFonts w:ascii="Google Sans Text" w:eastAsia="Google Sans Text" w:hAnsi="Google Sans Text" w:cs="Google Sans Text"/>
+          <w:color w:val="1B1C1D"/>
+        </w:rPr>
+        <w:t xml:space="preserve">F4F4F4) using a </w:t>
       </w:r>
       <w:r>
         <w:rPr>
@@ -838,7 +878,15 @@
           <w:rFonts w:ascii="Google Sans Text" w:eastAsia="Google Sans Text" w:hAnsi="Google Sans Text" w:cs="Google Sans Text"/>
           <w:color w:val="1B1C1D"/>
         </w:rPr>
-        <w:t xml:space="preserve">Include the name of the restaurant in an </w:t>
+        <w:t xml:space="preserve">Include the name of the restaurant in </w:t>
+      </w:r>
+      <w:proofErr w:type="gramStart"/>
+      <w:r>
+        <w:rPr>
+          <w:rFonts w:ascii="Google Sans Text" w:eastAsia="Google Sans Text" w:hAnsi="Google Sans Text" w:cs="Google Sans Text"/>
+          <w:color w:val="1B1C1D"/>
+        </w:rPr>
+        <w:t xml:space="preserve">an </w:t>
       </w:r>
       <w:r>
         <w:rPr>
@@ -848,6 +896,7 @@
         </w:rPr>
         <w:t>&lt;h1&gt;</w:t>
       </w:r>
+      <w:proofErr w:type="gramEnd"/>
       <w:r>
         <w:rPr>
           <w:rFonts w:ascii="Google Sans Text" w:eastAsia="Google Sans Text" w:hAnsi="Google Sans Text" w:cs="Google Sans Text"/>
@@ -992,7 +1041,23 @@
           <w:rFonts w:ascii="Google Sans Text" w:eastAsia="Google Sans Text" w:hAnsi="Google Sans Text" w:cs="Google Sans Text"/>
           <w:color w:val="1B1C1D"/>
         </w:rPr>
-        <w:t xml:space="preserve"> a solid background color (e.g., dark blue, #0A2342) and a contrasting text color (e.g., white).</w:t>
+        <w:t xml:space="preserve"> a solid background color (e.g., dark </w:t>
+      </w:r>
+      <w:proofErr w:type="gramStart"/>
+      <w:r>
+        <w:rPr>
+          <w:rFonts w:ascii="Google Sans Text" w:eastAsia="Google Sans Text" w:hAnsi="Google Sans Text" w:cs="Google Sans Text"/>
+          <w:color w:val="1B1C1D"/>
+        </w:rPr>
+        <w:t>blue, #</w:t>
+      </w:r>
+      <w:proofErr w:type="gramEnd"/>
+      <w:r>
+        <w:rPr>
+          <w:rFonts w:ascii="Google Sans Text" w:eastAsia="Google Sans Text" w:hAnsi="Google Sans Text" w:cs="Google Sans Text"/>
+          <w:color w:val="1B1C1D"/>
+        </w:rPr>
+        <w:t>0A2342) and a contrasting text color (e.g., white).</w:t>
       </w:r>
     </w:p>
     <w:p>
@@ -1546,6 +1611,7 @@
         <w:t xml:space="preserve">&lt;a </w:t>
       </w:r>
       <w:proofErr w:type="spellStart"/>
+      <w:proofErr w:type="gramStart"/>
       <w:r>
         <w:rPr>
           <w:rFonts w:ascii="Google Sans Text" w:eastAsia="Google Sans Text" w:hAnsi="Google Sans Text" w:cs="Google Sans Text"/>
@@ -1560,7 +1626,15 @@
           <w:rFonts w:ascii="Google Sans Text" w:eastAsia="Google Sans Text" w:hAnsi="Google Sans Text" w:cs="Google Sans Text"/>
           <w:color w:val="1B1C1D"/>
         </w:rPr>
-        <w:t xml:space="preserve">  to the actual Restaurant Website.</w:t>
+        <w:t xml:space="preserve">  to</w:t>
+      </w:r>
+      <w:proofErr w:type="gramEnd"/>
+      <w:r>
+        <w:rPr>
+          <w:rFonts w:ascii="Google Sans Text" w:eastAsia="Google Sans Text" w:hAnsi="Google Sans Text" w:cs="Google Sans Text"/>
+          <w:color w:val="1B1C1D"/>
+        </w:rPr>
+        <w:t xml:space="preserve"> the actual Restaurant Website.</w:t>
       </w:r>
     </w:p>
     <w:p>
@@ -1737,12 +1811,21 @@
         </w:numPr>
         <w:spacing w:line="275" w:lineRule="auto"/>
       </w:pPr>
-      <w:r>
-        <w:rPr>
-          <w:rFonts w:ascii="Google Sans Text" w:eastAsia="Google Sans Text" w:hAnsi="Google Sans Text" w:cs="Google Sans Text"/>
-          <w:color w:val="1B1C1D"/>
-        </w:rPr>
-        <w:t xml:space="preserve">An </w:t>
+      <w:proofErr w:type="gramStart"/>
+      <w:r>
+        <w:rPr>
+          <w:rFonts w:ascii="Google Sans Text" w:eastAsia="Google Sans Text" w:hAnsi="Google Sans Text" w:cs="Google Sans Text"/>
+          <w:color w:val="1B1C1D"/>
+        </w:rPr>
+        <w:t>An</w:t>
+      </w:r>
+      <w:proofErr w:type="gramEnd"/>
+      <w:r>
+        <w:rPr>
+          <w:rFonts w:ascii="Google Sans Text" w:eastAsia="Google Sans Text" w:hAnsi="Google Sans Text" w:cs="Google Sans Text"/>
+          <w:color w:val="1B1C1D"/>
+        </w:rPr>
+        <w:t xml:space="preserve"> </w:t>
       </w:r>
       <w:r>
         <w:rPr>
@@ -1892,7 +1975,15 @@
           <w:rFonts w:ascii="Google Sans Text" w:eastAsia="Google Sans Text" w:hAnsi="Google Sans Text" w:cs="Google Sans Text"/>
           <w:color w:val="1B1C1D"/>
         </w:rPr>
-        <w:t>Style the</w:t>
+        <w:t xml:space="preserve">Style </w:t>
+      </w:r>
+      <w:proofErr w:type="gramStart"/>
+      <w:r>
+        <w:rPr>
+          <w:rFonts w:ascii="Google Sans Text" w:eastAsia="Google Sans Text" w:hAnsi="Google Sans Text" w:cs="Google Sans Text"/>
+          <w:color w:val="1B1C1D"/>
+        </w:rPr>
+        <w:t>the</w:t>
       </w:r>
       <w:r>
         <w:t xml:space="preserve"> </w:t>
@@ -1902,7 +1993,15 @@
           <w:rFonts w:ascii="Google Sans Text" w:eastAsia="Google Sans Text" w:hAnsi="Google Sans Text" w:cs="Google Sans Text"/>
           <w:b/>
         </w:rPr>
-        <w:t>.menu-item</w:t>
+        <w:t>.menu</w:t>
+      </w:r>
+      <w:proofErr w:type="gramEnd"/>
+      <w:r>
+        <w:rPr>
+          <w:rFonts w:ascii="Google Sans Text" w:eastAsia="Google Sans Text" w:hAnsi="Google Sans Text" w:cs="Google Sans Text"/>
+          <w:b/>
+        </w:rPr>
+        <w:t>-item</w:t>
       </w:r>
       <w:r>
         <w:rPr>
@@ -2264,7 +2363,23 @@
           <w:rFonts w:ascii="Google Sans Text" w:eastAsia="Google Sans Text" w:hAnsi="Google Sans Text" w:cs="Google Sans Text"/>
           <w:color w:val="1B1C1D"/>
         </w:rPr>
-        <w:t>="geo:38.75,-90.65"&gt;)</w:t>
+        <w:t>="geo:38.</w:t>
+      </w:r>
+      <w:proofErr w:type="gramStart"/>
+      <w:r>
+        <w:rPr>
+          <w:rFonts w:ascii="Google Sans Text" w:eastAsia="Google Sans Text" w:hAnsi="Google Sans Text" w:cs="Google Sans Text"/>
+          <w:color w:val="1B1C1D"/>
+        </w:rPr>
+        <w:t>75,-</w:t>
+      </w:r>
+      <w:proofErr w:type="gramEnd"/>
+      <w:r>
+        <w:rPr>
+          <w:rFonts w:ascii="Google Sans Text" w:eastAsia="Google Sans Text" w:hAnsi="Google Sans Text" w:cs="Google Sans Text"/>
+          <w:color w:val="1B1C1D"/>
+        </w:rPr>
+        <w:t>90.65"&gt;)</w:t>
       </w:r>
       <w:r>
         <w:rPr>
